--- a/dist/12hz-power-grid/12Hz_Executive_Summary_Shona.docx
+++ b/dist/12hz-power-grid/12Hz_Executive_Summary_Shona.docx
@@ -98,8 +98,8 @@
       </w:pPr>
       <w:r>
         <w:rPr>
+          <w:iCs/>
           <w:i/>
-          <w:iCs/>
         </w:rPr>
         <w:t xml:space="preserve">Shanduro iyi inofanira kutariswa nemunhu anotaura chiShona. Mazwi etekinoroji (transformer, kV, Hz, MW) akasiyiwa muChirungu nekuti ndiwo anoshandiswa mubasa remagetsi.</w:t>
       </w:r>
@@ -179,8 +179,8 @@
       </w:pPr>
       <w:r>
         <w:rPr>
+          <w:bCs/>
           <w:b/>
-          <w:bCs/>
         </w:rPr>
         <w:t xml:space="preserve">Kuvashandi:</w:t>
       </w:r>
@@ -197,8 +197,8 @@
       </w:pPr>
       <w:r>
         <w:rPr>
+          <w:bCs/>
           <w:b/>
-          <w:bCs/>
         </w:rPr>
         <w:t xml:space="preserve">Kuvaridzi vebhizimusi:</w:t>
       </w:r>
@@ -215,8 +215,8 @@
       </w:pPr>
       <w:r>
         <w:rPr>
+          <w:bCs/>
           <w:b/>
-          <w:bCs/>
         </w:rPr>
         <w:t xml:space="preserve">Kunharaunda:</w:t>
       </w:r>
@@ -233,8 +233,8 @@
       </w:pPr>
       <w:r>
         <w:rPr>
+          <w:bCs/>
           <w:b/>
-          <w:bCs/>
         </w:rPr>
         <w:t xml:space="preserve">Kunyika:</w:t>
       </w:r>
@@ -259,9 +259,8 @@
       <w:tblPr>
         <w:tblStyle w:val="Table"/>
         <w:tblW w:type="pct" w:w="5000"/>
-        <w:jc w:val="left"/>
-        <w:tblLayout w:type="fixed"/>
         <w:tblLook w:firstRow="1" w:lastRow="0" w:firstColumn="0" w:lastColumn="0" w:noHBand="0" w:noVBand="0" w:val="0020"/>
+        <w:jc w:val="start"/>
       </w:tblPr>
       <w:tblGrid>
         <w:gridCol w:w="2640"/>
@@ -270,7 +269,7 @@
       </w:tblGrid>
       <w:tr>
         <w:trPr>
-          <w:tblHeader w:val="on"/>
+          <w:tblHeader w:val="true"/>
         </w:trPr>
         <w:tc>
           <w:tcPr/>
@@ -578,7 +577,7 @@
 <file path=word/numbering.xml><?xml version="1.0" encoding="utf-8"?>
 <w:numbering xmlns:w="http://schemas.openxmlformats.org/wordprocessingml/2006/main">
   <w:abstractNum w:abstractNumId="990">
-    <w:nsid w:val="0000A990"/>
+    <w:nsid w:val="A990"/>
     <w:multiLevelType w:val="multilevel"/>
     <w:lvl w:ilvl="0">
       <w:numFmt w:val="bullet"/>
@@ -1168,8 +1167,8 @@
     <w:name w:val="KeywordTok"/>
     <w:basedOn w:val="VerbatimChar"/>
     <w:rPr>
+      <w:color w:val="007020"/>
       <w:b/>
-      <w:color w:val="007020"/>
     </w:rPr>
   </w:style>
   <w:style w:type="character" w:customStyle="1" w:styleId="DataTypeTok">
@@ -1246,42 +1245,42 @@
     <w:name w:val="ImportTok"/>
     <w:basedOn w:val="VerbatimChar"/>
     <w:rPr>
+      <w:color w:val="008000"/>
       <w:b/>
-      <w:color w:val="008000"/>
     </w:rPr>
   </w:style>
   <w:style w:type="character" w:customStyle="1" w:styleId="CommentTok">
     <w:name w:val="CommentTok"/>
     <w:basedOn w:val="VerbatimChar"/>
     <w:rPr>
+      <w:color w:val="60a0b0"/>
       <w:i/>
-      <w:color w:val="60a0b0"/>
     </w:rPr>
   </w:style>
   <w:style w:type="character" w:customStyle="1" w:styleId="DocumentationTok">
     <w:name w:val="DocumentationTok"/>
     <w:basedOn w:val="VerbatimChar"/>
     <w:rPr>
+      <w:color w:val="ba2121"/>
       <w:i/>
-      <w:color w:val="ba2121"/>
     </w:rPr>
   </w:style>
   <w:style w:type="character" w:customStyle="1" w:styleId="AnnotationTok">
     <w:name w:val="AnnotationTok"/>
     <w:basedOn w:val="VerbatimChar"/>
     <w:rPr>
+      <w:color w:val="60a0b0"/>
       <w:b/>
       <w:i/>
-      <w:color w:val="60a0b0"/>
     </w:rPr>
   </w:style>
   <w:style w:type="character" w:customStyle="1" w:styleId="CommentVarTok">
     <w:name w:val="CommentVarTok"/>
     <w:basedOn w:val="VerbatimChar"/>
     <w:rPr>
+      <w:color w:val="60a0b0"/>
       <w:b/>
       <w:i/>
-      <w:color w:val="60a0b0"/>
     </w:rPr>
   </w:style>
   <w:style w:type="character" w:customStyle="1" w:styleId="OtherTok">
@@ -1309,8 +1308,8 @@
     <w:name w:val="ControlFlowTok"/>
     <w:basedOn w:val="VerbatimChar"/>
     <w:rPr>
+      <w:color w:val="007020"/>
       <w:b/>
-      <w:color w:val="007020"/>
     </w:rPr>
   </w:style>
   <w:style w:type="character" w:customStyle="1" w:styleId="OperatorTok">
@@ -1355,34 +1354,34 @@
     <w:name w:val="InformationTok"/>
     <w:basedOn w:val="VerbatimChar"/>
     <w:rPr>
+      <w:color w:val="60a0b0"/>
       <w:b/>
       <w:i/>
-      <w:color w:val="60a0b0"/>
     </w:rPr>
   </w:style>
   <w:style w:type="character" w:customStyle="1" w:styleId="WarningTok">
     <w:name w:val="WarningTok"/>
     <w:basedOn w:val="VerbatimChar"/>
     <w:rPr>
+      <w:color w:val="60a0b0"/>
       <w:b/>
       <w:i/>
-      <w:color w:val="60a0b0"/>
     </w:rPr>
   </w:style>
   <w:style w:type="character" w:customStyle="1" w:styleId="AlertTok">
     <w:name w:val="AlertTok"/>
     <w:basedOn w:val="VerbatimChar"/>
     <w:rPr>
+      <w:color w:val="ff0000"/>
       <w:b/>
-      <w:color w:val="ff0000"/>
     </w:rPr>
   </w:style>
   <w:style w:type="character" w:customStyle="1" w:styleId="ErrorTok">
     <w:name w:val="ErrorTok"/>
     <w:basedOn w:val="VerbatimChar"/>
     <w:rPr>
+      <w:color w:val="ff0000"/>
       <w:b/>
-      <w:color w:val="ff0000"/>
     </w:rPr>
   </w:style>
   <w:style w:type="character" w:customStyle="1" w:styleId="NormalTok">

--- a/dist/12hz-power-grid/12Hz_Executive_Summary_Shona.docx
+++ b/dist/12hz-power-grid/12Hz_Executive_Summary_Shona.docx
@@ -83,13 +83,7 @@
         <w:pStyle w:val="Date"/>
       </w:pPr>
       <w:r>
-        <w:t xml:space="preserve">Kubvumbi</w:t>
-      </w:r>
-      <w:r>
-        <w:t xml:space="preserve"> </w:t>
-      </w:r>
-      <w:r>
-        <w:t xml:space="preserve">2026</w:t>
+        <w:t xml:space="preserve">2026-04-01</w:t>
       </w:r>
     </w:p>
     <w:p>

--- a/dist/12hz-power-grid/12Hz_Executive_Summary_Shona.docx
+++ b/dist/12hz-power-grid/12Hz_Executive_Summary_Shona.docx
@@ -92,8 +92,8 @@
       </w:pPr>
       <w:r>
         <w:rPr>
+          <w:i/>
           <w:iCs/>
-          <w:i/>
         </w:rPr>
         <w:t xml:space="preserve">Shanduro iyi inofanira kutariswa nemunhu anotaura chiShona. Mazwi etekinoroji (transformer, kV, Hz, MW) akasiyiwa muChirungu nekuti ndiwo anoshandiswa mubasa remagetsi.</w:t>
       </w:r>
@@ -173,8 +173,8 @@
       </w:pPr>
       <w:r>
         <w:rPr>
+          <w:b/>
           <w:bCs/>
-          <w:b/>
         </w:rPr>
         <w:t xml:space="preserve">Kuvashandi:</w:t>
       </w:r>
@@ -191,8 +191,8 @@
       </w:pPr>
       <w:r>
         <w:rPr>
+          <w:b/>
           <w:bCs/>
-          <w:b/>
         </w:rPr>
         <w:t xml:space="preserve">Kuvaridzi vebhizimusi:</w:t>
       </w:r>
@@ -209,8 +209,8 @@
       </w:pPr>
       <w:r>
         <w:rPr>
+          <w:b/>
           <w:bCs/>
-          <w:b/>
         </w:rPr>
         <w:t xml:space="preserve">Kunharaunda:</w:t>
       </w:r>
@@ -227,8 +227,8 @@
       </w:pPr>
       <w:r>
         <w:rPr>
+          <w:b/>
           <w:bCs/>
-          <w:b/>
         </w:rPr>
         <w:t xml:space="preserve">Kunyika:</w:t>
       </w:r>
@@ -253,8 +253,9 @@
       <w:tblPr>
         <w:tblStyle w:val="Table"/>
         <w:tblW w:type="pct" w:w="5000"/>
+        <w:jc w:val="left"/>
+        <w:tblLayout w:type="fixed"/>
         <w:tblLook w:firstRow="1" w:lastRow="0" w:firstColumn="0" w:lastColumn="0" w:noHBand="0" w:noVBand="0" w:val="0020"/>
-        <w:jc w:val="start"/>
       </w:tblPr>
       <w:tblGrid>
         <w:gridCol w:w="2640"/>
@@ -263,7 +264,7 @@
       </w:tblGrid>
       <w:tr>
         <w:trPr>
-          <w:tblHeader w:val="true"/>
+          <w:tblHeader w:val="on"/>
         </w:trPr>
         <w:tc>
           <w:tcPr/>
@@ -571,7 +572,7 @@
 <file path=word/numbering.xml><?xml version="1.0" encoding="utf-8"?>
 <w:numbering xmlns:w="http://schemas.openxmlformats.org/wordprocessingml/2006/main">
   <w:abstractNum w:abstractNumId="990">
-    <w:nsid w:val="A990"/>
+    <w:nsid w:val="0000A990"/>
     <w:multiLevelType w:val="multilevel"/>
     <w:lvl w:ilvl="0">
       <w:numFmt w:val="bullet"/>
@@ -1161,8 +1162,8 @@
     <w:name w:val="KeywordTok"/>
     <w:basedOn w:val="VerbatimChar"/>
     <w:rPr>
+      <w:b/>
       <w:color w:val="007020"/>
-      <w:b/>
     </w:rPr>
   </w:style>
   <w:style w:type="character" w:customStyle="1" w:styleId="DataTypeTok">
@@ -1239,42 +1240,42 @@
     <w:name w:val="ImportTok"/>
     <w:basedOn w:val="VerbatimChar"/>
     <w:rPr>
+      <w:b/>
       <w:color w:val="008000"/>
-      <w:b/>
     </w:rPr>
   </w:style>
   <w:style w:type="character" w:customStyle="1" w:styleId="CommentTok">
     <w:name w:val="CommentTok"/>
     <w:basedOn w:val="VerbatimChar"/>
     <w:rPr>
+      <w:i/>
       <w:color w:val="60a0b0"/>
-      <w:i/>
     </w:rPr>
   </w:style>
   <w:style w:type="character" w:customStyle="1" w:styleId="DocumentationTok">
     <w:name w:val="DocumentationTok"/>
     <w:basedOn w:val="VerbatimChar"/>
     <w:rPr>
+      <w:i/>
       <w:color w:val="ba2121"/>
-      <w:i/>
     </w:rPr>
   </w:style>
   <w:style w:type="character" w:customStyle="1" w:styleId="AnnotationTok">
     <w:name w:val="AnnotationTok"/>
     <w:basedOn w:val="VerbatimChar"/>
     <w:rPr>
-      <w:color w:val="60a0b0"/>
       <w:b/>
       <w:i/>
+      <w:color w:val="60a0b0"/>
     </w:rPr>
   </w:style>
   <w:style w:type="character" w:customStyle="1" w:styleId="CommentVarTok">
     <w:name w:val="CommentVarTok"/>
     <w:basedOn w:val="VerbatimChar"/>
     <w:rPr>
-      <w:color w:val="60a0b0"/>
       <w:b/>
       <w:i/>
+      <w:color w:val="60a0b0"/>
     </w:rPr>
   </w:style>
   <w:style w:type="character" w:customStyle="1" w:styleId="OtherTok">
@@ -1302,8 +1303,8 @@
     <w:name w:val="ControlFlowTok"/>
     <w:basedOn w:val="VerbatimChar"/>
     <w:rPr>
+      <w:b/>
       <w:color w:val="007020"/>
-      <w:b/>
     </w:rPr>
   </w:style>
   <w:style w:type="character" w:customStyle="1" w:styleId="OperatorTok">
@@ -1348,34 +1349,34 @@
     <w:name w:val="InformationTok"/>
     <w:basedOn w:val="VerbatimChar"/>
     <w:rPr>
-      <w:color w:val="60a0b0"/>
       <w:b/>
       <w:i/>
+      <w:color w:val="60a0b0"/>
     </w:rPr>
   </w:style>
   <w:style w:type="character" w:customStyle="1" w:styleId="WarningTok">
     <w:name w:val="WarningTok"/>
     <w:basedOn w:val="VerbatimChar"/>
     <w:rPr>
-      <w:color w:val="60a0b0"/>
       <w:b/>
       <w:i/>
+      <w:color w:val="60a0b0"/>
     </w:rPr>
   </w:style>
   <w:style w:type="character" w:customStyle="1" w:styleId="AlertTok">
     <w:name w:val="AlertTok"/>
     <w:basedOn w:val="VerbatimChar"/>
     <w:rPr>
+      <w:b/>
       <w:color w:val="ff0000"/>
-      <w:b/>
     </w:rPr>
   </w:style>
   <w:style w:type="character" w:customStyle="1" w:styleId="ErrorTok">
     <w:name w:val="ErrorTok"/>
     <w:basedOn w:val="VerbatimChar"/>
     <w:rPr>
+      <w:b/>
       <w:color w:val="ff0000"/>
-      <w:b/>
     </w:rPr>
   </w:style>
   <w:style w:type="character" w:customStyle="1" w:styleId="NormalTok">
